--- a/submission/COVER_LETTER.docx
+++ b/submission/COVER_LETTER.docx
@@ -7,7 +7,7 @@
         <w:pStyle w:val="FirstParagraph"/>
       </w:pPr>
       <w:r>
-        <w:t xml:space="preserve">[DATE]</w:t>
+        <w:t xml:space="preserve">5 July 2026</w:t>
       </w:r>
     </w:p>
     <w:p>
